--- a/content/CP1972/CP1972-5.docx
+++ b/content/CP1972/CP1972-5.docx
@@ -232,7 +232,7 @@
                           <pic:cNvPicPr/>
                         </pic:nvPicPr>
                         <pic:blipFill>
-                          <a:blip r:link="rId22"/>
+                          <a:blip r:embed="rId22"/>
                           <a:stretch>
                             <a:fillRect/>
                           </a:stretch>
@@ -746,7 +746,7 @@
                           <pic:cNvPicPr/>
                         </pic:nvPicPr>
                         <pic:blipFill>
-                          <a:blip r:link="rId24"/>
+                          <a:blip r:embed="rId24"/>
                           <a:stretch>
                             <a:fillRect/>
                           </a:stretch>
@@ -1202,7 +1202,7 @@
                           <pic:cNvPicPr/>
                         </pic:nvPicPr>
                         <pic:blipFill>
-                          <a:blip r:link="rId25"/>
+                          <a:blip r:embed="rId25"/>
                           <a:stretch>
                             <a:fillRect/>
                           </a:stretch>
@@ -1652,7 +1652,7 @@
                           <pic:cNvPicPr/>
                         </pic:nvPicPr>
                         <pic:blipFill>
-                          <a:blip r:link="rId26"/>
+                          <a:blip r:embed="rId26"/>
                           <a:stretch>
                             <a:fillRect/>
                           </a:stretch>
@@ -2135,7 +2135,7 @@
                           <pic:cNvPicPr/>
                         </pic:nvPicPr>
                         <pic:blipFill>
-                          <a:blip r:link="rId27"/>
+                          <a:blip r:embed="rId27"/>
                           <a:stretch>
                             <a:fillRect/>
                           </a:stretch>
@@ -2281,7 +2281,7 @@
                     <pic:cNvPicPr/>
                   </pic:nvPicPr>
                   <pic:blipFill>
-                    <a:blip r:link="rId28"/>
+                    <a:blip r:embed="rId28"/>
                     <a:stretch>
                       <a:fillRect/>
                     </a:stretch>
@@ -2676,7 +2676,7 @@
                           <pic:cNvPicPr/>
                         </pic:nvPicPr>
                         <pic:blipFill>
-                          <a:blip r:link="rId29"/>
+                          <a:blip r:embed="rId29"/>
                           <a:stretch>
                             <a:fillRect/>
                           </a:stretch>
@@ -2831,7 +2831,7 @@
                     <pic:cNvPicPr/>
                   </pic:nvPicPr>
                   <pic:blipFill>
-                    <a:blip r:link="rId30"/>
+                    <a:blip r:embed="rId30"/>
                     <a:stretch>
                       <a:fillRect/>
                     </a:stretch>
@@ -3159,7 +3159,7 @@
                           <pic:cNvPicPr/>
                         </pic:nvPicPr>
                         <pic:blipFill>
-                          <a:blip r:link="rId31"/>
+                          <a:blip r:embed="rId31"/>
                           <a:stretch>
                             <a:fillRect/>
                           </a:stretch>
@@ -3378,7 +3378,7 @@
                     <pic:cNvPicPr/>
                   </pic:nvPicPr>
                   <pic:blipFill>
-                    <a:blip r:link="rId32"/>
+                    <a:blip r:embed="rId32"/>
                     <a:stretch>
                       <a:fillRect/>
                     </a:stretch>

--- a/content/CP1972/CP1972-5.docx
+++ b/content/CP1972/CP1972-5.docx
@@ -232,7 +232,7 @@
                           <pic:cNvPicPr/>
                         </pic:nvPicPr>
                         <pic:blipFill>
-                          <a:blip r:embed="rId22"/>
+                          <a:blip r:link="rId22"/>
                           <a:stretch>
                             <a:fillRect/>
                           </a:stretch>
@@ -746,7 +746,7 @@
                           <pic:cNvPicPr/>
                         </pic:nvPicPr>
                         <pic:blipFill>
-                          <a:blip r:embed="rId24"/>
+                          <a:blip r:link="rId24"/>
                           <a:stretch>
                             <a:fillRect/>
                           </a:stretch>
@@ -1202,7 +1202,7 @@
                           <pic:cNvPicPr/>
                         </pic:nvPicPr>
                         <pic:blipFill>
-                          <a:blip r:embed="rId25"/>
+                          <a:blip r:link="rId25"/>
                           <a:stretch>
                             <a:fillRect/>
                           </a:stretch>
@@ -1652,7 +1652,7 @@
                           <pic:cNvPicPr/>
                         </pic:nvPicPr>
                         <pic:blipFill>
-                          <a:blip r:embed="rId26"/>
+                          <a:blip r:link="rId26"/>
                           <a:stretch>
                             <a:fillRect/>
                           </a:stretch>
@@ -2135,7 +2135,7 @@
                           <pic:cNvPicPr/>
                         </pic:nvPicPr>
                         <pic:blipFill>
-                          <a:blip r:embed="rId27"/>
+                          <a:blip r:link="rId27"/>
                           <a:stretch>
                             <a:fillRect/>
                           </a:stretch>
@@ -2281,7 +2281,7 @@
                     <pic:cNvPicPr/>
                   </pic:nvPicPr>
                   <pic:blipFill>
-                    <a:blip r:embed="rId28"/>
+                    <a:blip r:link="rId28"/>
                     <a:stretch>
                       <a:fillRect/>
                     </a:stretch>
@@ -2676,7 +2676,7 @@
                           <pic:cNvPicPr/>
                         </pic:nvPicPr>
                         <pic:blipFill>
-                          <a:blip r:embed="rId29"/>
+                          <a:blip r:link="rId29"/>
                           <a:stretch>
                             <a:fillRect/>
                           </a:stretch>
@@ -2831,7 +2831,7 @@
                     <pic:cNvPicPr/>
                   </pic:nvPicPr>
                   <pic:blipFill>
-                    <a:blip r:embed="rId30"/>
+                    <a:blip r:link="rId30"/>
                     <a:stretch>
                       <a:fillRect/>
                     </a:stretch>
@@ -3159,7 +3159,7 @@
                           <pic:cNvPicPr/>
                         </pic:nvPicPr>
                         <pic:blipFill>
-                          <a:blip r:embed="rId31"/>
+                          <a:blip r:link="rId31"/>
                           <a:stretch>
                             <a:fillRect/>
                           </a:stretch>
@@ -3378,7 +3378,7 @@
                     <pic:cNvPicPr/>
                   </pic:nvPicPr>
                   <pic:blipFill>
-                    <a:blip r:embed="rId32"/>
+                    <a:blip r:link="rId32"/>
                     <a:stretch>
                       <a:fillRect/>
                     </a:stretch>
